--- a/MF0490_3 Gestión de servicios en el sistema informático/AMPLIACIONES/SEGURIDAD INFORMATICA/ejercicios unidad 4/ejercicios john the ripper.docx
+++ b/MF0490_3 Gestión de servicios en el sistema informático/AMPLIACIONES/SEGURIDAD INFORMATICA/ejercicios unidad 4/ejercicios john the ripper.docx
@@ -355,6 +355,7 @@
       <w:r>
         <w:rPr>
           <w:noProof/>
+          <w:u w:val="single"/>
         </w:rPr>
         <w:drawing>
           <wp:inline distT="0" distB="0" distL="0" distR="0" wp14:anchorId="18E53E88" wp14:editId="37C25962">
@@ -410,6 +411,45 @@
           <w:bCs/>
         </w:rPr>
       </w:pPr>
+      <w:r>
+        <w:rPr>
+          <w:rFonts w:ascii="Segoe UI Emoji" w:hAnsi="Segoe UI Emoji" w:cs="Segoe UI Emoji"/>
+          <w:b/>
+          <w:bCs/>
+        </w:rPr>
+        <w:lastRenderedPageBreak/>
+        <w:t>Si queréis comprobar el hash</w:t>
+      </w:r>
+    </w:p>
+    <w:p>
+      <w:pPr>
+        <w:rPr>
+          <w:rFonts w:ascii="Segoe UI Emoji" w:hAnsi="Segoe UI Emoji" w:cs="Segoe UI Emoji"/>
+          <w:b/>
+          <w:bCs/>
+          <w:lang w:val="en-GB"/>
+        </w:rPr>
+      </w:pPr>
+      <w:r>
+        <w:rPr>
+          <w:rFonts w:ascii="Segoe UI Emoji" w:hAnsi="Segoe UI Emoji" w:cs="Segoe UI Emoji"/>
+          <w:b/>
+          <w:bCs/>
+          <w:lang w:val="en-GB"/>
+        </w:rPr>
+        <w:t>john --show --pot=./temp_sha1.pot hashes_sha1.txt</w:t>
+      </w:r>
+    </w:p>
+    <w:p>
+      <w:pPr>
+        <w:rPr>
+          <w:rFonts w:ascii="Segoe UI Emoji" w:hAnsi="Segoe UI Emoji" w:cs="Segoe UI Emoji"/>
+          <w:b/>
+          <w:bCs/>
+          <w:u w:val="single"/>
+          <w:lang w:val="en-GB"/>
+        </w:rPr>
+      </w:pPr>
     </w:p>
     <w:p>
       <w:pPr>
@@ -428,15 +468,7 @@
       </w:r>
     </w:p>
     <w:p>
-      <w:pPr>
-        <w:rPr>
-          <w:lang w:val="en-GB"/>
-        </w:rPr>
-      </w:pPr>
-      <w:r>
-        <w:rPr>
-          <w:lang w:val="en-GB"/>
-        </w:rPr>
+      <w:r>
         <w:t># hash SHA256 de "secret123"</w:t>
       </w:r>
     </w:p>
@@ -599,6 +631,7 @@
         <w:rPr>
           <w:noProof/>
         </w:rPr>
+        <w:lastRenderedPageBreak/>
         <w:drawing>
           <wp:inline distT="0" distB="0" distL="0" distR="0" wp14:anchorId="7979B9FD" wp14:editId="09BB1287">
             <wp:extent cx="5941060" cy="2929255"/>
@@ -644,7 +677,6 @@
         </w:numPr>
       </w:pPr>
       <w:r>
-        <w:lastRenderedPageBreak/>
         <w:t>Ejecutar John (</w:t>
       </w:r>
       <w:proofErr w:type="spellStart"/>
@@ -833,6 +865,7 @@
     </w:p>
     <w:p>
       <w:r>
+        <w:lastRenderedPageBreak/>
         <w:t>echo -n 'MiClave!2025' | sha256sum</w:t>
       </w:r>
     </w:p>
@@ -902,7 +935,6 @@
         </w:numPr>
       </w:pPr>
       <w:r>
-        <w:lastRenderedPageBreak/>
         <w:t>Probar con John (</w:t>
       </w:r>
       <w:proofErr w:type="spellStart"/>
@@ -3748,7 +3780,6 @@
   <w:style w:type="character" w:default="1" w:styleId="Fuentedeprrafopredeter">
     <w:name w:val="Default Paragraph Font"/>
     <w:uiPriority w:val="1"/>
-    <w:semiHidden/>
     <w:unhideWhenUsed/>
   </w:style>
   <w:style w:type="table" w:default="1" w:styleId="Tablanormal">

--- a/MF0490_3 Gestión de servicios en el sistema informático/AMPLIACIONES/SEGURIDAD INFORMATICA/ejercicios unidad 4/ejercicios john the ripper.docx
+++ b/MF0490_3 Gestión de servicios en el sistema informático/AMPLIACIONES/SEGURIDAD INFORMATICA/ejercicios unidad 4/ejercicios john the ripper.docx
@@ -354,13 +354,17 @@
       </w:pPr>
       <w:r>
         <w:rPr>
+          <w:rFonts w:ascii="Segoe UI Emoji" w:hAnsi="Segoe UI Emoji" w:cs="Segoe UI Emoji"/>
+          <w:b/>
+          <w:bCs/>
           <w:noProof/>
         </w:rPr>
+        <w:lastRenderedPageBreak/>
         <w:drawing>
-          <wp:inline distT="0" distB="0" distL="0" distR="0" wp14:anchorId="18E53E88" wp14:editId="37C25962">
-            <wp:extent cx="5213350" cy="3080277"/>
-            <wp:effectExtent l="0" t="0" r="6350" b="6350"/>
-            <wp:docPr id="210601882" name="Imagen 1"/>
+          <wp:inline distT="0" distB="0" distL="0" distR="0" wp14:anchorId="4A149B9D" wp14:editId="43EA221C">
+            <wp:extent cx="5941060" cy="4720590"/>
+            <wp:effectExtent l="0" t="0" r="2540" b="3810"/>
+            <wp:docPr id="120992601" name="Imagen 1"/>
             <wp:cNvGraphicFramePr>
               <a:graphicFrameLocks xmlns:a="http://schemas.openxmlformats.org/drawingml/2006/main" noChangeAspect="1"/>
             </wp:cNvGraphicFramePr>
@@ -368,254 +372,17 @@
               <a:graphicData uri="http://schemas.openxmlformats.org/drawingml/2006/picture">
                 <pic:pic xmlns:pic="http://schemas.openxmlformats.org/drawingml/2006/picture">
                   <pic:nvPicPr>
-                    <pic:cNvPr id="210601882" name=""/>
-                    <pic:cNvPicPr/>
-                  </pic:nvPicPr>
-                  <pic:blipFill rotWithShape="1">
-                    <a:blip r:embed="rId5"/>
-                    <a:srcRect t="3612" r="25288" b="3139"/>
-                    <a:stretch>
-                      <a:fillRect/>
-                    </a:stretch>
-                  </pic:blipFill>
-                  <pic:spPr bwMode="auto">
-                    <a:xfrm>
-                      <a:off x="0" y="0"/>
-                      <a:ext cx="5221866" cy="3085309"/>
-                    </a:xfrm>
-                    <a:prstGeom prst="rect">
-                      <a:avLst/>
-                    </a:prstGeom>
-                    <a:ln>
-                      <a:noFill/>
-                    </a:ln>
-                    <a:extLst>
-                      <a:ext uri="{53640926-AAD7-44D8-BBD7-CCE9431645EC}">
-                        <a14:shadowObscured xmlns:a14="http://schemas.microsoft.com/office/drawing/2010/main"/>
-                      </a:ext>
-                    </a:extLst>
-                  </pic:spPr>
-                </pic:pic>
-              </a:graphicData>
-            </a:graphic>
-          </wp:inline>
-        </w:drawing>
-      </w:r>
-    </w:p>
-    <w:p>
-      <w:pPr>
-        <w:rPr>
-          <w:rFonts w:ascii="Segoe UI Emoji" w:hAnsi="Segoe UI Emoji" w:cs="Segoe UI Emoji"/>
-          <w:b/>
-          <w:bCs/>
-        </w:rPr>
-      </w:pPr>
-    </w:p>
-    <w:p>
-      <w:pPr>
-        <w:shd w:val="clear" w:color="auto" w:fill="C1E4F5" w:themeFill="accent1" w:themeFillTint="33"/>
-        <w:rPr>
-          <w:b/>
-          <w:bCs/>
-        </w:rPr>
-      </w:pPr>
-      <w:r>
-        <w:rPr>
-          <w:b/>
-          <w:bCs/>
-        </w:rPr>
-        <w:t>Ejercicio 2: Crear ficheros de prueba</w:t>
-      </w:r>
-    </w:p>
-    <w:p>
-      <w:pPr>
-        <w:rPr>
-          <w:lang w:val="en-GB"/>
-        </w:rPr>
-      </w:pPr>
-      <w:r>
-        <w:rPr>
-          <w:lang w:val="en-GB"/>
-        </w:rPr>
-        <w:t># hash SHA256 de "secret123"</w:t>
-      </w:r>
-    </w:p>
-    <w:p>
-      <w:pPr>
-        <w:rPr>
-          <w:lang w:val="en-GB"/>
-        </w:rPr>
-      </w:pPr>
-      <w:proofErr w:type="spellStart"/>
-      <w:r>
-        <w:rPr>
-          <w:lang w:val="en-GB"/>
-        </w:rPr>
-        <w:t>printf</w:t>
-      </w:r>
-      <w:proofErr w:type="spellEnd"/>
-      <w:r>
-        <w:rPr>
-          <w:lang w:val="en-GB"/>
-        </w:rPr>
-        <w:t xml:space="preserve"> 'fcf730b6d95236ecd3c9fc2d92d7b6b2bb061514961aec041d6c7a7192f592e4\n' &gt; hashes_sha256.txt</w:t>
-      </w:r>
-    </w:p>
-    <w:p>
-      <w:pPr>
-        <w:rPr>
-          <w:lang w:val="en-GB"/>
-        </w:rPr>
-      </w:pPr>
-    </w:p>
-    <w:p>
-      <w:r>
-        <w:t xml:space="preserve"># </w:t>
-      </w:r>
-      <w:proofErr w:type="spellStart"/>
-      <w:r>
-        <w:t>wordlist</w:t>
-      </w:r>
-      <w:proofErr w:type="spellEnd"/>
-      <w:r>
-        <w:t xml:space="preserve"> con la contraseña en claro</w:t>
-      </w:r>
-    </w:p>
-    <w:p>
-      <w:pPr>
-        <w:rPr>
-          <w:lang w:val="en-GB"/>
-        </w:rPr>
-      </w:pPr>
-      <w:proofErr w:type="spellStart"/>
-      <w:r>
-        <w:rPr>
-          <w:lang w:val="en-GB"/>
-        </w:rPr>
-        <w:t>printf</w:t>
-      </w:r>
-      <w:proofErr w:type="spellEnd"/>
-      <w:r>
-        <w:rPr>
-          <w:lang w:val="en-GB"/>
-        </w:rPr>
-        <w:t xml:space="preserve"> 'secret123\n' &gt; wordlist_secret.txt</w:t>
-      </w:r>
-    </w:p>
-    <w:p>
-      <w:pPr>
-        <w:rPr>
-          <w:lang w:val="en-GB"/>
-        </w:rPr>
-      </w:pPr>
-    </w:p>
-    <w:p>
-      <w:r>
-        <w:t># comprobar contenido</w:t>
-      </w:r>
-    </w:p>
-    <w:p>
-      <w:r>
-        <w:t>echo "HASH:"</w:t>
-      </w:r>
-    </w:p>
-    <w:p>
-      <w:proofErr w:type="spellStart"/>
-      <w:r>
-        <w:t>cat</w:t>
-      </w:r>
-      <w:proofErr w:type="spellEnd"/>
-      <w:r>
-        <w:t xml:space="preserve"> hashes_sha256.txt</w:t>
-      </w:r>
-    </w:p>
-    <w:p>
-      <w:pPr>
-        <w:rPr>
-          <w:lang w:val="en-GB"/>
-        </w:rPr>
-      </w:pPr>
-      <w:r>
-        <w:rPr>
-          <w:lang w:val="en-GB"/>
-        </w:rPr>
-        <w:t>echo</w:t>
-      </w:r>
-    </w:p>
-    <w:p>
-      <w:pPr>
-        <w:rPr>
-          <w:lang w:val="en-GB"/>
-        </w:rPr>
-      </w:pPr>
-      <w:r>
-        <w:rPr>
-          <w:lang w:val="en-GB"/>
-        </w:rPr>
-        <w:t>echo "WORDLIST:"</w:t>
-      </w:r>
-    </w:p>
-    <w:p>
-      <w:pPr>
-        <w:rPr>
-          <w:lang w:val="en-GB"/>
-        </w:rPr>
-      </w:pPr>
-      <w:r>
-        <w:rPr>
-          <w:lang w:val="en-GB"/>
-        </w:rPr>
-        <w:t>cat wordlist_secret.txt</w:t>
-      </w:r>
-    </w:p>
-    <w:p>
-      <w:pPr>
-        <w:numPr>
-          <w:ilvl w:val="0"/>
-          <w:numId w:val="8"/>
-        </w:numPr>
-      </w:pPr>
-      <w:r>
-        <w:t>Verificar localmente el hash (opcional)</w:t>
-      </w:r>
-    </w:p>
-    <w:p>
-      <w:r>
-        <w:t>echo -n 'secret123' | sha256sum</w:t>
-      </w:r>
-    </w:p>
-    <w:p>
-      <w:r>
-        <w:t># salida esperada: fcf730b6d95236ecd3c9fc2d92d7b6b2bb061514961aec041d6c7a7192f592e</w:t>
-      </w:r>
-      <w:proofErr w:type="gramStart"/>
-      <w:r>
-        <w:t>4  -</w:t>
-      </w:r>
-      <w:proofErr w:type="gramEnd"/>
-    </w:p>
-    <w:p>
-      <w:r>
-        <w:rPr>
-          <w:noProof/>
-        </w:rPr>
-        <w:drawing>
-          <wp:inline distT="0" distB="0" distL="0" distR="0" wp14:anchorId="7979B9FD" wp14:editId="09BB1287">
-            <wp:extent cx="5941060" cy="2929255"/>
-            <wp:effectExtent l="0" t="0" r="2540" b="4445"/>
-            <wp:docPr id="1240192407" name="Imagen 1" descr="Texto&#10;&#10;El contenido generado por IA puede ser incorrecto."/>
-            <wp:cNvGraphicFramePr>
-              <a:graphicFrameLocks xmlns:a="http://schemas.openxmlformats.org/drawingml/2006/main" noChangeAspect="1"/>
-            </wp:cNvGraphicFramePr>
-            <a:graphic xmlns:a="http://schemas.openxmlformats.org/drawingml/2006/main">
-              <a:graphicData uri="http://schemas.openxmlformats.org/drawingml/2006/picture">
-                <pic:pic xmlns:pic="http://schemas.openxmlformats.org/drawingml/2006/picture">
-                  <pic:nvPicPr>
-                    <pic:cNvPr id="1240192407" name="Imagen 1" descr="Texto&#10;&#10;El contenido generado por IA puede ser incorrecto."/>
+                    <pic:cNvPr id="120992601" name="Imagen 120992601"/>
                     <pic:cNvPicPr/>
                   </pic:nvPicPr>
                   <pic:blipFill>
-                    <a:blip r:embed="rId6"/>
+                    <a:blip r:embed="rId5">
+                      <a:extLst>
+                        <a:ext uri="{28A0092B-C50C-407E-A947-70E740481C1C}">
+                          <a14:useLocalDpi xmlns:a14="http://schemas.microsoft.com/office/drawing/2010/main" val="0"/>
+                        </a:ext>
+                      </a:extLst>
+                    </a:blip>
                     <a:stretch>
                       <a:fillRect/>
                     </a:stretch>
@@ -623,7 +390,7 @@
                   <pic:spPr>
                     <a:xfrm>
                       <a:off x="0" y="0"/>
-                      <a:ext cx="5941060" cy="2929255"/>
+                      <a:ext cx="5941060" cy="4720590"/>
                     </a:xfrm>
                     <a:prstGeom prst="rect">
                       <a:avLst/>
@@ -638,13 +405,206 @@
     </w:p>
     <w:p>
       <w:pPr>
+        <w:rPr>
+          <w:rFonts w:ascii="Segoe UI Emoji" w:hAnsi="Segoe UI Emoji" w:cs="Segoe UI Emoji"/>
+          <w:b/>
+          <w:bCs/>
+        </w:rPr>
+      </w:pPr>
+    </w:p>
+    <w:p>
+      <w:pPr>
+        <w:shd w:val="clear" w:color="auto" w:fill="C1E4F5" w:themeFill="accent1" w:themeFillTint="33"/>
+        <w:rPr>
+          <w:b/>
+          <w:bCs/>
+        </w:rPr>
+      </w:pPr>
+      <w:r>
+        <w:rPr>
+          <w:b/>
+          <w:bCs/>
+        </w:rPr>
+        <w:t>Ejercicio 2: Crear ficheros de prueba</w:t>
+      </w:r>
+    </w:p>
+    <w:p>
+      <w:pPr>
+        <w:rPr>
+          <w:lang w:val="en-GB"/>
+        </w:rPr>
+      </w:pPr>
+      <w:r>
+        <w:rPr>
+          <w:lang w:val="en-GB"/>
+        </w:rPr>
+        <w:t># hash SHA256 de "secret123"</w:t>
+      </w:r>
+    </w:p>
+    <w:p>
+      <w:pPr>
+        <w:rPr>
+          <w:lang w:val="en-GB"/>
+        </w:rPr>
+      </w:pPr>
+      <w:proofErr w:type="spellStart"/>
+      <w:r>
+        <w:rPr>
+          <w:lang w:val="en-GB"/>
+        </w:rPr>
+        <w:t>printf</w:t>
+      </w:r>
+      <w:proofErr w:type="spellEnd"/>
+      <w:r>
+        <w:rPr>
+          <w:lang w:val="en-GB"/>
+        </w:rPr>
+        <w:t xml:space="preserve"> 'fcf730b6d95236ecd3c9fc2d92d7b6b2bb061514961aec041d6c7a7192f592e4\n' &gt; hashes_sha256.txt</w:t>
+      </w:r>
+    </w:p>
+    <w:p>
+      <w:pPr>
+        <w:rPr>
+          <w:lang w:val="en-GB"/>
+        </w:rPr>
+      </w:pPr>
+    </w:p>
+    <w:p>
+      <w:r>
+        <w:t xml:space="preserve"># </w:t>
+      </w:r>
+      <w:proofErr w:type="spellStart"/>
+      <w:r>
+        <w:t>wordlist</w:t>
+      </w:r>
+      <w:proofErr w:type="spellEnd"/>
+      <w:r>
+        <w:t xml:space="preserve"> con la contraseña en claro</w:t>
+      </w:r>
+    </w:p>
+    <w:p>
+      <w:pPr>
+        <w:rPr>
+          <w:lang w:val="en-GB"/>
+        </w:rPr>
+      </w:pPr>
+      <w:proofErr w:type="spellStart"/>
+      <w:r>
+        <w:rPr>
+          <w:lang w:val="en-GB"/>
+        </w:rPr>
+        <w:t>printf</w:t>
+      </w:r>
+      <w:proofErr w:type="spellEnd"/>
+      <w:r>
+        <w:rPr>
+          <w:lang w:val="en-GB"/>
+        </w:rPr>
+        <w:t xml:space="preserve"> 'secret123\n' &gt; wordlist_secret.txt</w:t>
+      </w:r>
+    </w:p>
+    <w:p>
+      <w:pPr>
+        <w:rPr>
+          <w:lang w:val="en-GB"/>
+        </w:rPr>
+      </w:pPr>
+    </w:p>
+    <w:p>
+      <w:r>
+        <w:t># comprobar contenido</w:t>
+      </w:r>
+    </w:p>
+    <w:p>
+      <w:r>
+        <w:t>echo "HASH:"</w:t>
+      </w:r>
+    </w:p>
+    <w:p>
+      <w:proofErr w:type="spellStart"/>
+      <w:r>
+        <w:t>cat</w:t>
+      </w:r>
+      <w:proofErr w:type="spellEnd"/>
+      <w:r>
+        <w:t xml:space="preserve"> hashes_sha256.txt</w:t>
+      </w:r>
+    </w:p>
+    <w:p>
+      <w:pPr>
+        <w:rPr>
+          <w:lang w:val="en-GB"/>
+        </w:rPr>
+      </w:pPr>
+      <w:r>
+        <w:rPr>
+          <w:lang w:val="en-GB"/>
+        </w:rPr>
+        <w:t>echo</w:t>
+      </w:r>
+    </w:p>
+    <w:p>
+      <w:pPr>
+        <w:rPr>
+          <w:lang w:val="en-GB"/>
+        </w:rPr>
+      </w:pPr>
+      <w:r>
+        <w:rPr>
+          <w:lang w:val="en-GB"/>
+        </w:rPr>
+        <w:lastRenderedPageBreak/>
+        <w:t>echo "WORDLIST:"</w:t>
+      </w:r>
+    </w:p>
+    <w:p>
+      <w:pPr>
+        <w:rPr>
+          <w:lang w:val="en-GB"/>
+        </w:rPr>
+      </w:pPr>
+      <w:r>
+        <w:rPr>
+          <w:lang w:val="en-GB"/>
+        </w:rPr>
+        <w:t>cat wordlist_secret.txt</w:t>
+      </w:r>
+    </w:p>
+    <w:p>
+      <w:pPr>
+        <w:numPr>
+          <w:ilvl w:val="0"/>
+          <w:numId w:val="8"/>
+        </w:numPr>
+      </w:pPr>
+      <w:r>
+        <w:t>Verificar localmente el hash (opcional)</w:t>
+      </w:r>
+    </w:p>
+    <w:p>
+      <w:r>
+        <w:t>echo -n 'secret123' | sha256sum</w:t>
+      </w:r>
+    </w:p>
+    <w:p>
+      <w:r>
+        <w:t># salida esperada: fcf730b6d95236ecd3c9fc2d92d7b6b2bb061514961aec041d6c7a7192f592e</w:t>
+      </w:r>
+      <w:proofErr w:type="gramStart"/>
+      <w:r>
+        <w:t>4  -</w:t>
+      </w:r>
+      <w:proofErr w:type="gramEnd"/>
+    </w:p>
+    <w:p/>
+    <w:p>
+      <w:pPr>
         <w:numPr>
           <w:ilvl w:val="0"/>
           <w:numId w:val="9"/>
         </w:numPr>
       </w:pPr>
       <w:r>
-        <w:lastRenderedPageBreak/>
         <w:t>Ejecutar John (</w:t>
       </w:r>
       <w:proofErr w:type="spellStart"/>
@@ -694,12 +654,13 @@
       <w:r>
         <w:rPr>
           <w:noProof/>
+          <w:lang w:val="en-GB"/>
         </w:rPr>
         <w:drawing>
-          <wp:inline distT="0" distB="0" distL="0" distR="0" wp14:anchorId="3C50DED6" wp14:editId="41D87BA6">
-            <wp:extent cx="5941060" cy="1557655"/>
-            <wp:effectExtent l="0" t="0" r="2540" b="4445"/>
-            <wp:docPr id="1620761869" name="Imagen 1" descr="Texto&#10;&#10;El contenido generado por IA puede ser incorrecto."/>
+          <wp:inline distT="0" distB="0" distL="0" distR="0" wp14:anchorId="2EA99F5B" wp14:editId="7279B25F">
+            <wp:extent cx="5941060" cy="4752975"/>
+            <wp:effectExtent l="0" t="0" r="2540" b="9525"/>
+            <wp:docPr id="328930761" name="Imagen 2"/>
             <wp:cNvGraphicFramePr>
               <a:graphicFrameLocks xmlns:a="http://schemas.openxmlformats.org/drawingml/2006/main" noChangeAspect="1"/>
             </wp:cNvGraphicFramePr>
@@ -707,11 +668,17 @@
               <a:graphicData uri="http://schemas.openxmlformats.org/drawingml/2006/picture">
                 <pic:pic xmlns:pic="http://schemas.openxmlformats.org/drawingml/2006/picture">
                   <pic:nvPicPr>
-                    <pic:cNvPr id="1620761869" name="Imagen 1" descr="Texto&#10;&#10;El contenido generado por IA puede ser incorrecto."/>
+                    <pic:cNvPr id="328930761" name="Imagen 328930761"/>
                     <pic:cNvPicPr/>
                   </pic:nvPicPr>
                   <pic:blipFill>
-                    <a:blip r:embed="rId7"/>
+                    <a:blip r:embed="rId6">
+                      <a:extLst>
+                        <a:ext uri="{28A0092B-C50C-407E-A947-70E740481C1C}">
+                          <a14:useLocalDpi xmlns:a14="http://schemas.microsoft.com/office/drawing/2010/main" val="0"/>
+                        </a:ext>
+                      </a:extLst>
+                    </a:blip>
                     <a:stretch>
                       <a:fillRect/>
                     </a:stretch>
@@ -719,7 +686,7 @@
                   <pic:spPr>
                     <a:xfrm>
                       <a:off x="0" y="0"/>
-                      <a:ext cx="5941060" cy="1557655"/>
+                      <a:ext cx="5941060" cy="4752975"/>
                     </a:xfrm>
                     <a:prstGeom prst="rect">
                       <a:avLst/>
@@ -770,6 +737,7 @@
     </w:p>
     <w:p>
       <w:r>
+        <w:lastRenderedPageBreak/>
         <w:t>c0f2bd9f0e58d2395799ee0b4802c8a1e28c8a4665af33e785c5cd4d255d75be</w:t>
       </w:r>
     </w:p>
@@ -851,16 +819,87 @@
       </w:r>
       <w:proofErr w:type="gramEnd"/>
     </w:p>
+    <w:p/>
+    <w:p/>
+    <w:p>
+      <w:pPr>
+        <w:numPr>
+          <w:ilvl w:val="0"/>
+          <w:numId w:val="15"/>
+        </w:numPr>
+      </w:pPr>
+      <w:r>
+        <w:t>Probar con John (</w:t>
+      </w:r>
+      <w:proofErr w:type="spellStart"/>
+      <w:r>
+        <w:t>potfile</w:t>
+      </w:r>
+      <w:proofErr w:type="spellEnd"/>
+      <w:r>
+        <w:t xml:space="preserve"> temporal para no tocar ~/.</w:t>
+      </w:r>
+      <w:proofErr w:type="spellStart"/>
+      <w:r>
+        <w:t>john</w:t>
+      </w:r>
+      <w:proofErr w:type="spellEnd"/>
+      <w:r>
+        <w:t>/john.pot)</w:t>
+      </w:r>
+    </w:p>
+    <w:p>
+      <w:pPr>
+        <w:rPr>
+          <w:lang w:val="en-GB"/>
+        </w:rPr>
+      </w:pPr>
+      <w:r>
+        <w:rPr>
+          <w:lang w:val="en-GB"/>
+        </w:rPr>
+        <w:t>john --pot=./temp_sha256_b.pot --format=raw-sha256 --wordlist=wordlist_miclave.txt hashes_sha256_b.txt</w:t>
+      </w:r>
+    </w:p>
+    <w:p/>
+    <w:p/>
+    <w:p>
+      <w:r>
+        <w:t xml:space="preserve">1 </w:t>
+      </w:r>
+      <w:proofErr w:type="spellStart"/>
+      <w:r>
+        <w:t>password</w:t>
+      </w:r>
+      <w:proofErr w:type="spellEnd"/>
+      <w:r>
+        <w:t xml:space="preserve"> hash </w:t>
+      </w:r>
+      <w:proofErr w:type="spellStart"/>
+      <w:r>
+        <w:t>cracked</w:t>
+      </w:r>
+      <w:proofErr w:type="spellEnd"/>
+      <w:r>
+        <w:t xml:space="preserve">, 0 </w:t>
+      </w:r>
+      <w:proofErr w:type="spellStart"/>
+      <w:r>
+        <w:t>left</w:t>
+      </w:r>
+      <w:proofErr w:type="spellEnd"/>
+    </w:p>
     <w:p>
       <w:r>
         <w:rPr>
           <w:noProof/>
         </w:rPr>
+        <w:lastRenderedPageBreak/>
         <w:drawing>
-          <wp:inline distT="0" distB="0" distL="0" distR="0" wp14:anchorId="258363ED" wp14:editId="5BC006A5">
-            <wp:extent cx="5941060" cy="1641475"/>
+          <wp:inline distT="0" distB="0" distL="0" distR="0" wp14:anchorId="18800131" wp14:editId="0898DF63">
+            <wp:extent cx="5941060" cy="4782820"/>
             <wp:effectExtent l="0" t="0" r="2540" b="0"/>
-            <wp:docPr id="1201222552" name="Imagen 1"/>
+            <wp:docPr id="1383509912" name="Imagen 3"/>
             <wp:cNvGraphicFramePr>
               <a:graphicFrameLocks xmlns:a="http://schemas.openxmlformats.org/drawingml/2006/main" noChangeAspect="1"/>
             </wp:cNvGraphicFramePr>
@@ -868,11 +907,17 @@
               <a:graphicData uri="http://schemas.openxmlformats.org/drawingml/2006/picture">
                 <pic:pic xmlns:pic="http://schemas.openxmlformats.org/drawingml/2006/picture">
                   <pic:nvPicPr>
-                    <pic:cNvPr id="1201222552" name=""/>
+                    <pic:cNvPr id="1383509912" name="Imagen 1383509912"/>
                     <pic:cNvPicPr/>
                   </pic:nvPicPr>
                   <pic:blipFill>
-                    <a:blip r:embed="rId8"/>
+                    <a:blip r:embed="rId7">
+                      <a:extLst>
+                        <a:ext uri="{28A0092B-C50C-407E-A947-70E740481C1C}">
+                          <a14:useLocalDpi xmlns:a14="http://schemas.microsoft.com/office/drawing/2010/main" val="0"/>
+                        </a:ext>
+                      </a:extLst>
+                    </a:blip>
                     <a:stretch>
                       <a:fillRect/>
                     </a:stretch>
@@ -880,7 +925,7 @@
                   <pic:spPr>
                     <a:xfrm>
                       <a:off x="0" y="0"/>
-                      <a:ext cx="5941060" cy="1641475"/>
+                      <a:ext cx="5941060" cy="4782820"/>
                     </a:xfrm>
                     <a:prstGeom prst="rect">
                       <a:avLst/>
@@ -892,119 +937,6 @@
           </wp:inline>
         </w:drawing>
       </w:r>
-    </w:p>
-    <w:p/>
-    <w:p>
-      <w:pPr>
-        <w:numPr>
-          <w:ilvl w:val="0"/>
-          <w:numId w:val="15"/>
-        </w:numPr>
-      </w:pPr>
-      <w:r>
-        <w:lastRenderedPageBreak/>
-        <w:t>Probar con John (</w:t>
-      </w:r>
-      <w:proofErr w:type="spellStart"/>
-      <w:r>
-        <w:t>potfile</w:t>
-      </w:r>
-      <w:proofErr w:type="spellEnd"/>
-      <w:r>
-        <w:t xml:space="preserve"> temporal para no tocar ~/.</w:t>
-      </w:r>
-      <w:proofErr w:type="spellStart"/>
-      <w:r>
-        <w:t>john</w:t>
-      </w:r>
-      <w:proofErr w:type="spellEnd"/>
-      <w:r>
-        <w:t>/john.pot)</w:t>
-      </w:r>
-    </w:p>
-    <w:p>
-      <w:pPr>
-        <w:rPr>
-          <w:lang w:val="en-GB"/>
-        </w:rPr>
-      </w:pPr>
-      <w:r>
-        <w:rPr>
-          <w:lang w:val="en-GB"/>
-        </w:rPr>
-        <w:t>john --pot=./temp_sha256_b.pot --format=raw-sha256 --wordlist=wordlist_miclave.txt hashes_sha256_b.txt</w:t>
-      </w:r>
-    </w:p>
-    <w:p>
-      <w:r>
-        <w:rPr>
-          <w:noProof/>
-        </w:rPr>
-        <w:drawing>
-          <wp:inline distT="0" distB="0" distL="0" distR="0" wp14:anchorId="20799480" wp14:editId="4FF30756">
-            <wp:extent cx="5941060" cy="1542415"/>
-            <wp:effectExtent l="0" t="0" r="2540" b="635"/>
-            <wp:docPr id="864354759" name="Imagen 1" descr="Texto&#10;&#10;El contenido generado por IA puede ser incorrecto."/>
-            <wp:cNvGraphicFramePr>
-              <a:graphicFrameLocks xmlns:a="http://schemas.openxmlformats.org/drawingml/2006/main" noChangeAspect="1"/>
-            </wp:cNvGraphicFramePr>
-            <a:graphic xmlns:a="http://schemas.openxmlformats.org/drawingml/2006/main">
-              <a:graphicData uri="http://schemas.openxmlformats.org/drawingml/2006/picture">
-                <pic:pic xmlns:pic="http://schemas.openxmlformats.org/drawingml/2006/picture">
-                  <pic:nvPicPr>
-                    <pic:cNvPr id="864354759" name="Imagen 1" descr="Texto&#10;&#10;El contenido generado por IA puede ser incorrecto."/>
-                    <pic:cNvPicPr/>
-                  </pic:nvPicPr>
-                  <pic:blipFill>
-                    <a:blip r:embed="rId9"/>
-                    <a:stretch>
-                      <a:fillRect/>
-                    </a:stretch>
-                  </pic:blipFill>
-                  <pic:spPr>
-                    <a:xfrm>
-                      <a:off x="0" y="0"/>
-                      <a:ext cx="5941060" cy="1542415"/>
-                    </a:xfrm>
-                    <a:prstGeom prst="rect">
-                      <a:avLst/>
-                    </a:prstGeom>
-                  </pic:spPr>
-                </pic:pic>
-              </a:graphicData>
-            </a:graphic>
-          </wp:inline>
-        </w:drawing>
-      </w:r>
-    </w:p>
-    <w:p/>
-    <w:p>
-      <w:r>
-        <w:t xml:space="preserve">1 </w:t>
-      </w:r>
-      <w:proofErr w:type="spellStart"/>
-      <w:proofErr w:type="gramStart"/>
-      <w:r>
-        <w:t>password</w:t>
-      </w:r>
-      <w:proofErr w:type="spellEnd"/>
-      <w:proofErr w:type="gramEnd"/>
-      <w:r>
-        <w:t xml:space="preserve"> hash </w:t>
-      </w:r>
-      <w:proofErr w:type="spellStart"/>
-      <w:r>
-        <w:t>cracked</w:t>
-      </w:r>
-      <w:proofErr w:type="spellEnd"/>
-      <w:r>
-        <w:t xml:space="preserve">, 0 </w:t>
-      </w:r>
-      <w:proofErr w:type="spellStart"/>
-      <w:r>
-        <w:t>left</w:t>
-      </w:r>
-      <w:proofErr w:type="spellEnd"/>
     </w:p>
     <w:sectPr>
       <w:pgSz w:w="11906" w:h="16838"/>
